--- a/Programming Language/1.Programmmig Language.docx
+++ b/Programming Language/1.Programmmig Language.docx
@@ -6,9 +6,6 @@
       <w:pPr>
         <w:spacing w:before="100" w:beforeAutospacing="1" w:after="100" w:afterAutospacing="1" w:line="240" w:lineRule="auto"/>
         <w:outlineLvl w:val="2"/>
-        <w:rPr>
-          <w:rFonts w:ascii="Times New Roman" w:eastAsia="Times New Roman" w:hAnsi="Times New Roman" w:cs="Times New Roman"/>
-        </w:rPr>
       </w:pPr>
       <w:r>
         <w:rPr>
@@ -27,80 +24,10 @@
           <w:bCs/>
           <w:color w:val="FF0000"/>
         </w:rPr>
-        <w:br/>
-      </w:r>
-      <w:r>
-        <w:rPr>
-          <w:rFonts w:ascii="Times New Roman" w:eastAsia="Times New Roman" w:hAnsi="Times New Roman" w:cs="Times New Roman"/>
-          <w:b/>
-          <w:bCs/>
-          <w:color w:val="FF0000"/>
-        </w:rPr>
-        <w:br/>
-      </w:r>
-      <w:r>
-        <w:rPr>
-          <w:rFonts w:ascii="Times New Roman" w:eastAsia="Times New Roman" w:hAnsi="Times New Roman" w:cs="Times New Roman"/>
-          <w:b/>
-          <w:bCs/>
-        </w:rPr>
-        <w:t>Computer Programming means writing instructions for a computer to perform a specific task.</w:t>
-      </w:r>
-    </w:p>
-    <w:p>
-      <w:pPr>
-        <w:spacing w:after="0"/>
-        <w:rPr>
-          <w:b/>
-          <w:color w:val="FF0000"/>
-        </w:rPr>
-      </w:pPr>
-      <w:r>
-        <w:rPr>
-          <w:b/>
-          <w:color w:val="FF0000"/>
-        </w:rPr>
-        <w:t xml:space="preserve">It is a two-step process: </w:t>
-      </w:r>
-    </w:p>
-    <w:p>
-      <w:pPr>
-        <w:pStyle w:val="ListParagraph"/>
-        <w:numPr>
-          <w:ilvl w:val="0"/>
-          <w:numId w:val="2"/>
-        </w:numPr>
-      </w:pPr>
-      <w:r>
-        <w:rPr>
-          <w:b/>
-        </w:rPr>
-        <w:t xml:space="preserve"> Problem Solving:</w:t>
-      </w:r>
-      <w:r>
-        <w:t xml:space="preserve"> Creating the logic (Algorithm) to solve a problem.</w:t>
-      </w:r>
-    </w:p>
-    <w:p>
-      <w:pPr>
-        <w:pStyle w:val="ListParagraph"/>
-        <w:numPr>
-          <w:ilvl w:val="0"/>
-          <w:numId w:val="2"/>
-        </w:numPr>
-      </w:pPr>
-      <w:r>
-        <w:t xml:space="preserve"> </w:t>
-      </w:r>
-      <w:r>
-        <w:rPr>
-          <w:b/>
-        </w:rPr>
-        <w:t>Coding:</w:t>
-      </w:r>
-      <w:r>
-        <w:t xml:space="preserve"> Translating that logic into a language the machine understands.</w:t>
-      </w:r>
+        <w:t>: CT</w:t>
+      </w:r>
+      <w:bookmarkStart w:id="0" w:name="_GoBack"/>
+      <w:bookmarkEnd w:id="0"/>
     </w:p>
     <w:p>
       <w:pPr>
@@ -495,59 +422,59 @@
           <w:sz w:val="22"/>
           <w:szCs w:val="22"/>
         </w:rPr>
+        <w:t>It is hardware-specific, meaning machine code for Intel processors is different from ARM processors.</w:t>
+      </w:r>
+    </w:p>
+    <w:p>
+      <w:pPr>
+        <w:pStyle w:val="NormalWeb"/>
+        <w:rPr>
+          <w:rStyle w:val="HTMLCode"/>
+          <w:sz w:val="22"/>
+          <w:szCs w:val="22"/>
+        </w:rPr>
+      </w:pPr>
+      <w:r>
+        <w:rPr>
+          <w:rStyle w:val="Strong"/>
+          <w:sz w:val="22"/>
+          <w:szCs w:val="22"/>
+        </w:rPr>
+        <w:t>Example (Binary for "He"):</w:t>
+      </w:r>
+      <w:r>
+        <w:rPr>
+          <w:sz w:val="22"/>
+          <w:szCs w:val="22"/>
+        </w:rPr>
+        <w:br/>
+      </w:r>
+      <w:r>
+        <w:rPr>
+          <w:rStyle w:val="HTMLCode"/>
+          <w:sz w:val="22"/>
+          <w:szCs w:val="22"/>
+        </w:rPr>
+        <w:t>01001000 01100101</w:t>
+      </w:r>
+    </w:p>
+    <w:p>
+      <w:pPr>
+        <w:pStyle w:val="NormalWeb"/>
+        <w:rPr>
+          <w:sz w:val="22"/>
+          <w:szCs w:val="22"/>
+        </w:rPr>
+      </w:pPr>
+      <w:r>
+        <w:rPr>
+          <w:rStyle w:val="HTMLCode"/>
+          <w:b/>
+          <w:color w:val="FF0000"/>
+          <w:sz w:val="22"/>
+          <w:szCs w:val="22"/>
+        </w:rPr>
         <w:lastRenderedPageBreak/>
-        <w:t>It is hardware-specific, meaning machine code for Intel processors is different from ARM processors.</w:t>
-      </w:r>
-    </w:p>
-    <w:p>
-      <w:pPr>
-        <w:pStyle w:val="NormalWeb"/>
-        <w:rPr>
-          <w:rStyle w:val="HTMLCode"/>
-          <w:sz w:val="22"/>
-          <w:szCs w:val="22"/>
-        </w:rPr>
-      </w:pPr>
-      <w:r>
-        <w:rPr>
-          <w:rStyle w:val="Strong"/>
-          <w:sz w:val="22"/>
-          <w:szCs w:val="22"/>
-        </w:rPr>
-        <w:t>Example (Binary for "He"):</w:t>
-      </w:r>
-      <w:r>
-        <w:rPr>
-          <w:sz w:val="22"/>
-          <w:szCs w:val="22"/>
-        </w:rPr>
-        <w:br/>
-      </w:r>
-      <w:r>
-        <w:rPr>
-          <w:rStyle w:val="HTMLCode"/>
-          <w:sz w:val="22"/>
-          <w:szCs w:val="22"/>
-        </w:rPr>
-        <w:t>01001000 01100101</w:t>
-      </w:r>
-    </w:p>
-    <w:p>
-      <w:pPr>
-        <w:pStyle w:val="NormalWeb"/>
-        <w:rPr>
-          <w:sz w:val="22"/>
-          <w:szCs w:val="22"/>
-        </w:rPr>
-      </w:pPr>
-      <w:r>
-        <w:rPr>
-          <w:rStyle w:val="HTMLCode"/>
-          <w:b/>
-          <w:color w:val="FF0000"/>
-          <w:sz w:val="22"/>
-          <w:szCs w:val="22"/>
-        </w:rPr>
         <w:t xml:space="preserve">Only </w:t>
       </w:r>
       <w:proofErr w:type="spellStart"/>
@@ -1725,7 +1652,6 @@
           <w:color w:val="FF0000"/>
           <w:kern w:val="36"/>
         </w:rPr>
-        <w:lastRenderedPageBreak/>
         <w:t xml:space="preserve">2. </w:t>
       </w:r>
       <w:r>
@@ -1815,6 +1741,7 @@
         <w:rPr>
           <w:rFonts w:ascii="Times New Roman" w:eastAsia="Times New Roman" w:hAnsi="Times New Roman" w:cs="Times New Roman"/>
         </w:rPr>
+        <w:lastRenderedPageBreak/>
         <w:br/>
       </w:r>
       <w:r>
@@ -2289,7 +2216,6 @@
           <w:color w:val="FF0000"/>
           <w:u w:val="single"/>
         </w:rPr>
-        <w:lastRenderedPageBreak/>
         <w:t>Algorithm:</w:t>
       </w:r>
       <w:r>
@@ -2341,6 +2267,7 @@
           <w:b/>
           <w:bCs/>
         </w:rPr>
+        <w:lastRenderedPageBreak/>
         <w:t>Example (Making Tea Algorithm):</w:t>
       </w:r>
     </w:p>
@@ -2992,7 +2919,6 @@
         <w:rPr>
           <w:rFonts w:ascii="Times New Roman" w:eastAsia="Times New Roman" w:hAnsi="Times New Roman" w:cs="Times New Roman"/>
         </w:rPr>
-        <w:lastRenderedPageBreak/>
         <w:t xml:space="preserve">For branches, mark edges as </w:t>
       </w:r>
       <w:r>
@@ -3053,6 +2979,7 @@
         <w:rPr>
           <w:noProof/>
         </w:rPr>
+        <w:lastRenderedPageBreak/>
         <w:drawing>
           <wp:inline distT="0" distB="0" distL="0" distR="0">
             <wp:extent cx="5943600" cy="1920240"/>
@@ -3614,7 +3541,6 @@
           <w:b/>
           <w:bCs/>
         </w:rPr>
-        <w:lastRenderedPageBreak/>
         <w:t>Work:</w:t>
       </w:r>
       <w:r>
@@ -3738,6 +3664,7 @@
           <w:color w:val="FF0000"/>
           <w:u w:val="single"/>
         </w:rPr>
+        <w:lastRenderedPageBreak/>
         <w:t>Big-Omega Notation</w:t>
       </w:r>
       <w:r>
@@ -4412,7 +4339,6 @@
           <w:szCs w:val="22"/>
           <w:u w:val="single"/>
         </w:rPr>
-        <w:lastRenderedPageBreak/>
         <w:t>The Compilation Process</w:t>
       </w:r>
       <w:r>
@@ -4583,6 +4509,7 @@
           <w:sz w:val="22"/>
           <w:szCs w:val="22"/>
         </w:rPr>
+        <w:lastRenderedPageBreak/>
         <w:t>It copies header file contents into the program.</w:t>
       </w:r>
     </w:p>
@@ -5352,10 +5279,30 @@
           <w:szCs w:val="22"/>
           <w:u w:val="single"/>
         </w:rPr>
-        <w:t xml:space="preserve"> dibe.</w:t>
-      </w:r>
-      <w:bookmarkStart w:id="0" w:name="_GoBack"/>
-      <w:bookmarkEnd w:id="0"/>
+        <w:t xml:space="preserve"> </w:t>
+      </w:r>
+      <w:proofErr w:type="spellStart"/>
+      <w:r>
+        <w:rPr>
+          <w:b/>
+          <w:color w:val="FF0000"/>
+          <w:sz w:val="22"/>
+          <w:szCs w:val="22"/>
+          <w:u w:val="single"/>
+        </w:rPr>
+        <w:t>dibe</w:t>
+      </w:r>
+      <w:proofErr w:type="spellEnd"/>
+      <w:r>
+        <w:rPr>
+          <w:b/>
+          <w:color w:val="FF0000"/>
+          <w:sz w:val="22"/>
+          <w:szCs w:val="22"/>
+          <w:u w:val="single"/>
+        </w:rPr>
+        <w:t>.</w:t>
+      </w:r>
     </w:p>
     <w:sectPr>
       <w:pgSz w:w="12240" w:h="15840"/>
@@ -9199,7 +9146,6 @@
   <w:style w:type="character" w:default="1" w:styleId="DefaultParagraphFont">
     <w:name w:val="Default Paragraph Font"/>
     <w:uiPriority w:val="1"/>
-    <w:semiHidden/>
     <w:unhideWhenUsed/>
   </w:style>
   <w:style w:type="table" w:default="1" w:styleId="TableNormal">

--- a/Programming Language/1.Programmmig Language.docx
+++ b/Programming Language/1.Programmmig Language.docx
@@ -26,15 +26,165 @@
         </w:rPr>
         <w:t>: CT</w:t>
       </w:r>
+    </w:p>
+    <w:p>
+      <w:pPr>
+        <w:pStyle w:val="NormalWeb"/>
+        <w:rPr>
+          <w:sz w:val="22"/>
+          <w:szCs w:val="22"/>
+        </w:rPr>
+      </w:pPr>
+      <w:r>
+        <w:rPr>
+          <w:rStyle w:val="Strong"/>
+          <w:color w:val="FF0000"/>
+          <w:sz w:val="22"/>
+          <w:szCs w:val="22"/>
+          <w:u w:val="single"/>
+        </w:rPr>
+        <w:t>Why do we need programming languages?</w:t>
+      </w:r>
+      <w:r>
+        <w:rPr>
+          <w:rStyle w:val="Strong"/>
+          <w:color w:val="FF0000"/>
+          <w:sz w:val="22"/>
+          <w:szCs w:val="22"/>
+        </w:rPr>
+        <w:br/>
+      </w:r>
+      <w:r>
+        <w:rPr>
+          <w:rStyle w:val="Strong"/>
+          <w:color w:val="FF0000"/>
+          <w:sz w:val="22"/>
+          <w:szCs w:val="22"/>
+        </w:rPr>
+        <w:br/>
+      </w:r>
+      <w:r>
+        <w:rPr>
+          <w:sz w:val="22"/>
+          <w:szCs w:val="22"/>
+        </w:rPr>
+        <w:t>Programming languages are needed to communicate between humans and computers.</w:t>
+      </w:r>
+    </w:p>
+    <w:p>
+      <w:pPr>
+        <w:pStyle w:val="NormalWeb"/>
+        <w:rPr>
+          <w:sz w:val="22"/>
+          <w:szCs w:val="22"/>
+        </w:rPr>
+      </w:pPr>
+      <w:r>
+        <w:rPr>
+          <w:sz w:val="22"/>
+          <w:szCs w:val="22"/>
+        </w:rPr>
+        <w:t>Humans think in natural language, which can be ambiguous. But computers understand only machine language (0 and 1), which is exact and clear.</w:t>
+      </w:r>
+    </w:p>
+    <w:p>
+      <w:pPr>
+        <w:pStyle w:val="NormalWeb"/>
+        <w:rPr>
+          <w:sz w:val="22"/>
+          <w:szCs w:val="22"/>
+        </w:rPr>
+      </w:pPr>
+      <w:r>
+        <w:rPr>
+          <w:sz w:val="22"/>
+          <w:szCs w:val="22"/>
+        </w:rPr>
+        <w:t>Since machine language is difficult for humans to understand, programming languages act as a bridge between human and machine.</w:t>
+      </w:r>
+    </w:p>
+    <w:p>
+      <w:pPr>
+        <w:pStyle w:val="NormalWeb"/>
+        <w:rPr>
+          <w:sz w:val="22"/>
+          <w:szCs w:val="22"/>
+        </w:rPr>
+      </w:pPr>
+      <w:r>
+        <w:rPr>
+          <w:sz w:val="22"/>
+          <w:szCs w:val="22"/>
+        </w:rPr>
+        <w:t>They use strict rules (syntax and semantics) and can be translated into machine language by a compiler or interpreter.</w:t>
+      </w:r>
+    </w:p>
+    <w:p>
+      <w:pPr>
+        <w:pStyle w:val="NormalWeb"/>
+        <w:rPr>
+          <w:sz w:val="22"/>
+          <w:szCs w:val="22"/>
+        </w:rPr>
+      </w:pPr>
+      <w:r>
+        <w:rPr>
+          <w:sz w:val="22"/>
+          <w:szCs w:val="22"/>
+        </w:rPr>
+        <w:t>There is a big gap between human thinking and machine understanding.</w:t>
+      </w:r>
       <w:bookmarkStart w:id="0" w:name="_GoBack"/>
       <w:bookmarkEnd w:id="0"/>
     </w:p>
     <w:p>
       <w:pPr>
         <w:pStyle w:val="NormalWeb"/>
-        <w:rPr>
-          <w:sz w:val="22"/>
-          <w:szCs w:val="22"/>
+        <w:spacing w:after="0" w:afterAutospacing="0"/>
+      </w:pPr>
+      <w:r>
+        <w:rPr>
+          <w:b/>
+        </w:rPr>
+        <w:t>Natural Language</w:t>
+      </w:r>
+      <w:r>
+        <w:t>: Ambiguous ("I saw the man with the telescope").</w:t>
+      </w:r>
+      <w:r>
+        <w:br/>
+      </w:r>
+      <w:r>
+        <w:rPr>
+          <w:b/>
+        </w:rPr>
+        <w:t>Machine Language:</w:t>
+      </w:r>
+      <w:r>
+        <w:t xml:space="preserve"> Exact (01001000). </w:t>
+      </w:r>
+      <w:r>
+        <w:br/>
+      </w:r>
+      <w:r>
+        <w:rPr>
+          <w:b/>
+        </w:rPr>
+        <w:t>Programming Language:</w:t>
+      </w:r>
+      <w:r>
+        <w:t xml:space="preserve"> A formal compromise (Strict rules, readable by humans). </w:t>
+      </w:r>
+    </w:p>
+    <w:p>
+      <w:pPr>
+        <w:pStyle w:val="NormalWeb"/>
+        <w:spacing w:after="0" w:afterAutospacing="0"/>
+        <w:rPr>
+          <w:color w:val="FF0000"/>
+          <w:sz w:val="22"/>
+          <w:szCs w:val="22"/>
+          <w:u w:val="single"/>
         </w:rPr>
       </w:pPr>
       <w:r>
@@ -45,223 +195,6 @@
           <w:szCs w:val="22"/>
           <w:u w:val="single"/>
         </w:rPr>
-        <w:t>Why do we need programming languages?</w:t>
-      </w:r>
-      <w:r>
-        <w:rPr>
-          <w:rStyle w:val="Strong"/>
-          <w:color w:val="FF0000"/>
-          <w:sz w:val="22"/>
-          <w:szCs w:val="22"/>
-        </w:rPr>
-        <w:br/>
-      </w:r>
-      <w:r>
-        <w:rPr>
-          <w:rStyle w:val="Strong"/>
-          <w:color w:val="FF0000"/>
-          <w:sz w:val="22"/>
-          <w:szCs w:val="22"/>
-        </w:rPr>
-        <w:br/>
-      </w:r>
-      <w:r>
-        <w:rPr>
-          <w:sz w:val="22"/>
-          <w:szCs w:val="22"/>
-        </w:rPr>
-        <w:t>Programming languages are needed to communicate between humans and computers.</w:t>
-      </w:r>
-    </w:p>
-    <w:p>
-      <w:pPr>
-        <w:pStyle w:val="NormalWeb"/>
-        <w:rPr>
-          <w:sz w:val="22"/>
-          <w:szCs w:val="22"/>
-        </w:rPr>
-      </w:pPr>
-      <w:r>
-        <w:rPr>
-          <w:sz w:val="22"/>
-          <w:szCs w:val="22"/>
-        </w:rPr>
-        <w:t>Humans think in natural language, which can be ambiguous. But computers understand only machine language (0 and 1), which is exact and clear.</w:t>
-      </w:r>
-    </w:p>
-    <w:p>
-      <w:pPr>
-        <w:pStyle w:val="NormalWeb"/>
-        <w:rPr>
-          <w:sz w:val="22"/>
-          <w:szCs w:val="22"/>
-        </w:rPr>
-      </w:pPr>
-      <w:r>
-        <w:rPr>
-          <w:sz w:val="22"/>
-          <w:szCs w:val="22"/>
-        </w:rPr>
-        <w:t>Since machine language is difficult for humans to understand, programming languages act as a bridge between human and machine.</w:t>
-      </w:r>
-    </w:p>
-    <w:p>
-      <w:pPr>
-        <w:pStyle w:val="NormalWeb"/>
-        <w:rPr>
-          <w:sz w:val="22"/>
-          <w:szCs w:val="22"/>
-        </w:rPr>
-      </w:pPr>
-      <w:r>
-        <w:rPr>
-          <w:sz w:val="22"/>
-          <w:szCs w:val="22"/>
-        </w:rPr>
-        <w:t>They use strict rules (syntax and semantics) and can be translated into machine language by a compiler or interpreter.</w:t>
-      </w:r>
-    </w:p>
-    <w:p>
-      <w:pPr>
-        <w:pStyle w:val="NormalWeb"/>
-        <w:rPr>
-          <w:sz w:val="22"/>
-          <w:szCs w:val="22"/>
-        </w:rPr>
-      </w:pPr>
-      <w:r>
-        <w:rPr>
-          <w:sz w:val="22"/>
-          <w:szCs w:val="22"/>
-        </w:rPr>
-        <w:t>There is a big gap between human thinking and machine understanding.</w:t>
-      </w:r>
-    </w:p>
-    <w:p>
-      <w:pPr>
-        <w:pStyle w:val="NormalWeb"/>
-        <w:rPr>
-          <w:sz w:val="22"/>
-          <w:szCs w:val="22"/>
-        </w:rPr>
-      </w:pPr>
-      <w:r>
-        <w:rPr>
-          <w:rFonts w:hAnsi="Symbol"/>
-          <w:sz w:val="22"/>
-          <w:szCs w:val="22"/>
-        </w:rPr>
-        <w:t></w:t>
-      </w:r>
-      <w:r>
-        <w:rPr>
-          <w:sz w:val="22"/>
-          <w:szCs w:val="22"/>
-        </w:rPr>
-        <w:t xml:space="preserve">  </w:t>
-      </w:r>
-      <w:r>
-        <w:rPr>
-          <w:rStyle w:val="Strong"/>
-          <w:sz w:val="22"/>
-          <w:szCs w:val="22"/>
-        </w:rPr>
-        <w:t>Human Language</w:t>
-      </w:r>
-      <w:r>
-        <w:rPr>
-          <w:sz w:val="22"/>
-          <w:szCs w:val="22"/>
-        </w:rPr>
-        <w:t xml:space="preserve"> is ambiguous (can have more than one meaning).</w:t>
-      </w:r>
-      <w:r>
-        <w:rPr>
-          <w:sz w:val="22"/>
-          <w:szCs w:val="22"/>
-        </w:rPr>
-        <w:br/>
-        <w:t>Example: “I saw the man with the telescope.”</w:t>
-      </w:r>
-      <w:r>
-        <w:rPr>
-          <w:sz w:val="22"/>
-          <w:szCs w:val="22"/>
-        </w:rPr>
-        <w:br/>
-        <w:t>(It is not clear who has the telescope.)</w:t>
-      </w:r>
-      <w:r>
-        <w:rPr>
-          <w:sz w:val="22"/>
-          <w:szCs w:val="22"/>
-        </w:rPr>
-        <w:br/>
-      </w:r>
-      <w:r>
-        <w:rPr>
-          <w:rFonts w:hAnsi="Symbol"/>
-          <w:sz w:val="22"/>
-          <w:szCs w:val="22"/>
-        </w:rPr>
-        <w:t></w:t>
-      </w:r>
-      <w:r>
-        <w:rPr>
-          <w:sz w:val="22"/>
-          <w:szCs w:val="22"/>
-        </w:rPr>
-        <w:t xml:space="preserve">  </w:t>
-      </w:r>
-      <w:r>
-        <w:rPr>
-          <w:rStyle w:val="Strong"/>
-          <w:sz w:val="22"/>
-          <w:szCs w:val="22"/>
-        </w:rPr>
-        <w:t>Machine Language</w:t>
-      </w:r>
-      <w:r>
-        <w:rPr>
-          <w:sz w:val="22"/>
-          <w:szCs w:val="22"/>
-        </w:rPr>
-        <w:t xml:space="preserve"> is exact and clear, such as:</w:t>
-      </w:r>
-      <w:r>
-        <w:rPr>
-          <w:sz w:val="22"/>
-          <w:szCs w:val="22"/>
-        </w:rPr>
-        <w:t xml:space="preserve"> </w:t>
-      </w:r>
-      <w:r>
-        <w:rPr>
-          <w:sz w:val="22"/>
-          <w:szCs w:val="22"/>
-        </w:rPr>
-        <w:t>01001000</w:t>
-      </w:r>
-    </w:p>
-    <w:p>
-      <w:pPr>
-        <w:pStyle w:val="NormalWeb"/>
-        <w:spacing w:after="0" w:afterAutospacing="0"/>
-        <w:rPr>
-          <w:color w:val="FF0000"/>
-          <w:sz w:val="22"/>
-          <w:szCs w:val="22"/>
-          <w:u w:val="single"/>
-        </w:rPr>
-      </w:pPr>
-      <w:r>
-        <w:rPr>
-          <w:rStyle w:val="Strong"/>
-          <w:color w:val="FF0000"/>
-          <w:sz w:val="22"/>
-          <w:szCs w:val="22"/>
-          <w:u w:val="single"/>
-        </w:rPr>
         <w:t>What is Source Code?</w:t>
       </w:r>
     </w:p>
@@ -474,7 +407,6 @@
           <w:sz w:val="22"/>
           <w:szCs w:val="22"/>
         </w:rPr>
-        <w:lastRenderedPageBreak/>
         <w:t xml:space="preserve">Only </w:t>
       </w:r>
       <w:proofErr w:type="spellStart"/>
@@ -536,6 +468,7 @@
           <w:sz w:val="22"/>
           <w:szCs w:val="22"/>
         </w:rPr>
+        <w:lastRenderedPageBreak/>
         <w:t>ARM</w:t>
       </w:r>
       <w:r>
@@ -1741,29 +1674,29 @@
         <w:rPr>
           <w:rFonts w:ascii="Times New Roman" w:eastAsia="Times New Roman" w:hAnsi="Times New Roman" w:cs="Times New Roman"/>
         </w:rPr>
+        <w:br/>
+      </w:r>
+      <w:r>
+        <w:rPr>
+          <w:rFonts w:ascii="Times New Roman" w:eastAsia="Times New Roman" w:hAnsi="Times New Roman" w:cs="Times New Roman"/>
+          <w:b/>
+          <w:bCs/>
+        </w:rPr>
+        <w:t>Analogy:</w:t>
+      </w:r>
+      <w:r>
+        <w:rPr>
+          <w:rFonts w:ascii="Times New Roman" w:eastAsia="Times New Roman" w:hAnsi="Times New Roman" w:cs="Times New Roman"/>
+          <w:b/>
+          <w:bCs/>
+        </w:rPr>
+        <w:br/>
+      </w:r>
+      <w:r>
+        <w:rPr>
+          <w:rFonts w:ascii="Times New Roman" w:eastAsia="Times New Roman" w:hAnsi="Times New Roman" w:cs="Times New Roman"/>
+        </w:rPr>
         <w:lastRenderedPageBreak/>
-        <w:br/>
-      </w:r>
-      <w:r>
-        <w:rPr>
-          <w:rFonts w:ascii="Times New Roman" w:eastAsia="Times New Roman" w:hAnsi="Times New Roman" w:cs="Times New Roman"/>
-          <w:b/>
-          <w:bCs/>
-        </w:rPr>
-        <w:t>Analogy:</w:t>
-      </w:r>
-      <w:r>
-        <w:rPr>
-          <w:rFonts w:ascii="Times New Roman" w:eastAsia="Times New Roman" w:hAnsi="Times New Roman" w:cs="Times New Roman"/>
-          <w:b/>
-          <w:bCs/>
-        </w:rPr>
-        <w:br/>
-      </w:r>
-      <w:r>
-        <w:rPr>
-          <w:rFonts w:ascii="Times New Roman" w:eastAsia="Times New Roman" w:hAnsi="Times New Roman" w:cs="Times New Roman"/>
-        </w:rPr>
         <w:t>Like a live interpreter who translates a speech while it is being delivered.</w:t>
       </w:r>
       <w:r>
@@ -2267,7 +2200,6 @@
           <w:b/>
           <w:bCs/>
         </w:rPr>
-        <w:lastRenderedPageBreak/>
         <w:t>Example (Making Tea Algorithm):</w:t>
       </w:r>
     </w:p>
@@ -2286,6 +2218,7 @@
         <w:rPr>
           <w:rFonts w:ascii="Times New Roman" w:eastAsia="Times New Roman" w:hAnsi="Times New Roman" w:cs="Times New Roman"/>
         </w:rPr>
+        <w:lastRenderedPageBreak/>
         <w:t>Boil water.</w:t>
       </w:r>
     </w:p>
@@ -9146,6 +9079,7 @@
   <w:style w:type="character" w:default="1" w:styleId="DefaultParagraphFont">
     <w:name w:val="Default Paragraph Font"/>
     <w:uiPriority w:val="1"/>
+    <w:semiHidden/>
     <w:unhideWhenUsed/>
   </w:style>
   <w:style w:type="table" w:default="1" w:styleId="TableNormal">
